--- a/reports/CookieCats_Phase3_DataPrepare_Report.docx
+++ b/reports/CookieCats_Phase3_DataPrepare_Report.docx
@@ -14,7 +14,7 @@
           <w:sz w:val="40"/>
           <w:szCs w:val="40"/>
         </w:rPr>
-        <w:t>BÁO CÁO PHASE 3 — DATA PREPARATION</w:t>
+        <w:t>PHASE 3 REPORT — DATA PREPARATION</w:t>
       </w:r>
     </w:p>
     <w:p>
@@ -28,7 +28,7 @@
           <w:sz w:val="28"/>
           <w:szCs w:val="28"/>
         </w:rPr>
-        <w:t>Dự án phân tích A/B Test — Cookie Cats</w:t>
+        <w:t>A/B Test analysis project — Cookie Cats</w:t>
       </w:r>
     </w:p>
     <w:p>
@@ -51,7 +51,7 @@
           <w:sz w:val="22"/>
           <w:szCs w:val="22"/>
         </w:rPr>
-        <w:t>Người thực hiện: Xuân Quang   |   Vai trò: Senior Data Analyst   |   Ngày: 07/08/2026   |   Trạng thái: Hoàn thành</w:t>
+        <w:t>Author: Xuân Quang   |   Role: Senior Data Analyst   |   Date: 07/08/2026   |   Status: Completed</w:t>
       </w:r>
     </w:p>
     <w:p>
@@ -67,7 +67,7 @@
           <w:sz w:val="30"/>
           <w:szCs w:val="30"/>
         </w:rPr>
-        <w:t>1. Tóm tắt</w:t>
+        <w:t>1. Summary</w:t>
       </w:r>
     </w:p>
     <w:p>
@@ -76,14 +76,14 @@
         <w:jc w:val="both"/>
       </w:pPr>
       <w:r>
-        <w:t xml:space="preserve">Giai đoạn chuẩn bị dữ liệu (Phase 3) đã hoàn thành và vượt qua toàn bộ 8 cửa kiểm định chất lượng. Bộ dữ liệu Cookie Cats đã được làm sạch, khử trùng lặp, loại bỏ dữ liệu bất thường và bổ sung các cột phân tích cần thiết, sẵn sàng cho giai đoạn kiểm định thống kê chính thức (Phase 4). </w:t>
+        <w:t xml:space="preserve">The data preparation stage (Phase 3) is complete and has passed all 8 data quality gates. The Cookie Cats dataset has been cleaned, deduplicated, cleared of anomalous data, and augmented with the necessary analytical columns, ready for the formal statistical testing stage (Phase 4). </w:t>
       </w:r>
       <w:r>
         <w:rPr>
           <w:b/>
           <w:bCs/>
         </w:rPr>
-        <w:t>Không phát hiện vấn đề nào ngăn cản việc tiếp tục dự án.</w:t>
+        <w:t>No issues were found that would block the project from continuing.</w:t>
       </w:r>
     </w:p>
     <w:p>
@@ -92,7 +92,7 @@
         <w:jc w:val="both"/>
       </w:pPr>
       <w:r>
-        <w:t xml:space="preserve">Bảng dữ liệu phân tích cuối cùng </w:t>
+        <w:t xml:space="preserve">The final analytical data table </w:t>
       </w:r>
       <w:r>
         <w:rPr>
@@ -100,28 +100,10 @@
           <w:sz w:val="24"/>
           <w:szCs w:val="24"/>
         </w:rPr>
-        <w:t>cookie_</w:t>
-      </w:r>
-      <w:proofErr w:type="gramStart"/>
-      <w:r>
-        <w:rPr>
-          <w:rFonts w:ascii="Courier New" w:eastAsia="Courier New" w:hAnsi="Courier New" w:cs="Courier New"/>
-          <w:sz w:val="24"/>
-          <w:szCs w:val="24"/>
-        </w:rPr>
-        <w:t>cats.mart</w:t>
-      </w:r>
-      <w:proofErr w:type="gramEnd"/>
-      <w:r>
-        <w:rPr>
-          <w:rFonts w:ascii="Courier New" w:eastAsia="Courier New" w:hAnsi="Courier New" w:cs="Courier New"/>
-          <w:sz w:val="24"/>
-          <w:szCs w:val="24"/>
-        </w:rPr>
-        <w:t>_ab_test_base</w:t>
-      </w:r>
-      <w:r>
-        <w:t xml:space="preserve"> chứa 90.188 người dùng duy nhất (từ 90.189 dòng thô, loại 1 tài khoản bot). Tính toàn vẹn của thử nghiệm A/B được xác nhận qua kiểm định Sample Ratio Mismatch (SRM): hai nhóm gate_30 và gate_40 vẫn cân bằng đúng thiết kế (χ² = 6,92; p ≈ 0,009; đạt ngưỡng α = 0,001).</w:t>
+        <w:t>cookie_cats.mart_ab_test_base</w:t>
+      </w:r>
+      <w:r>
+        <w:t xml:space="preserve"> contains 90,188 unique users (from 90,189 raw rows, excluding 1 bot account). The integrity of the A/B test is confirmed via the Sample Ratio Mismatch (SRM) test: the two groups gate_30 and gate_40 remain balanced as designed (χ² = 6.92; p ≈ 0.009; passes the α = 0.001 threshold).</w:t>
       </w:r>
     </w:p>
     <w:p>
@@ -137,7 +119,7 @@
           <w:sz w:val="30"/>
           <w:szCs w:val="30"/>
         </w:rPr>
-        <w:t>2. Mục tiêu giai đoạn</w:t>
+        <w:t>2. Stage objectives</w:t>
       </w:r>
     </w:p>
     <w:p>
@@ -146,7 +128,7 @@
         <w:jc w:val="both"/>
       </w:pPr>
       <w:r>
-        <w:t>Mục tiêu của Phase 3 là biến dữ liệu thô thành một bộ dữ liệu phân tích (analysis-ready) đáng tin cậy, có thể tái lập và được ghi chép đầy đủ. Bốn nhóm công việc chính:</w:t>
+        <w:t>The objective of Phase 3 is to turn raw data into a reliable, reproducible, and fully documented analysis-ready dataset. Four main work groups:</w:t>
       </w:r>
     </w:p>
     <w:p>
@@ -163,10 +145,10 @@
           <w:b/>
           <w:bCs/>
         </w:rPr>
-        <w:t xml:space="preserve">Đăng ký nguồn gốc dữ liệu (data provenance) </w:t>
-      </w:r>
-      <w:r>
-        <w:t>— lưu mã hash MD5 và số dòng của file gốc để xác minh tính toàn vẹn và tái lập.</w:t>
+        <w:t xml:space="preserve">Register data provenance </w:t>
+      </w:r>
+      <w:r>
+        <w:t>— store the MD5 hash and row count of the source file to verify integrity and reproducibility.</w:t>
       </w:r>
     </w:p>
     <w:p>
@@ -183,18 +165,10 @@
           <w:b/>
           <w:bCs/>
         </w:rPr>
-        <w:t xml:space="preserve">Khử trùng lặp </w:t>
-      </w:r>
-      <w:r>
-        <w:t xml:space="preserve">— giữ mỗi userid một dòng duy nhất theo quy tắc </w:t>
-      </w:r>
-      <w:proofErr w:type="gramStart"/>
-      <w:r>
-        <w:t>MAX(</w:t>
-      </w:r>
-      <w:proofErr w:type="gramEnd"/>
-      <w:r>
-        <w:t>sum_gamerounds).</w:t>
+        <w:t xml:space="preserve">Deduplication </w:t>
+      </w:r>
+      <w:r>
+        <w:t xml:space="preserve">— keep exactly one row per userid following the MAX(sum_gamerounds) rule.</w:t>
       </w:r>
     </w:p>
     <w:p>
@@ -211,10 +185,10 @@
           <w:b/>
           <w:bCs/>
         </w:rPr>
-        <w:t xml:space="preserve">Loại bỏ outlier </w:t>
-      </w:r>
-      <w:r>
-        <w:t>— loại 1 tài khoản có 49.854 lượt chơi (nghi bot/emulator), giữ nguyên các user còn lại.</w:t>
+        <w:t xml:space="preserve">Outlier removal </w:t>
+      </w:r>
+      <w:r>
+        <w:t>— exclude 1 account with 49,854 rounds (suspected bot/emulator), keep all remaining users.</w:t>
       </w:r>
     </w:p>
     <w:p>
@@ -234,7 +208,7 @@
         <w:t xml:space="preserve">Feature engineering </w:t>
       </w:r>
       <w:r>
-        <w:t>— tạo các cột log_sum_gamerounds và engagement_bucket (light/medium/heavy theo tertile).</w:t>
+        <w:t>— create the columns log_sum_gamerounds and engagement_bucket (light/medium/heavy by tertile).</w:t>
       </w:r>
     </w:p>
     <w:p>
@@ -250,7 +224,7 @@
           <w:sz w:val="30"/>
           <w:szCs w:val="30"/>
         </w:rPr>
-        <w:t>3. Quy trình xử lý dữ liệu</w:t>
+        <w:t>3. Data processing pipeline</w:t>
       </w:r>
     </w:p>
     <w:p>
@@ -259,7 +233,7 @@
         <w:jc w:val="both"/>
       </w:pPr>
       <w:r>
-        <w:t xml:space="preserve">Toàn bộ quy trình được viết bằng SQL idempotent (chạy lại cho cùng kết quả) và mỗi bước biến đổi được ghi vào nhật ký kiểm toán </w:t>
+        <w:t xml:space="preserve">The entire pipeline is written in idempotent SQL (re-running yields the same result) and each transformation step is logged into the audit log </w:t>
       </w:r>
       <w:r>
         <w:rPr>
@@ -267,28 +241,10 @@
           <w:sz w:val="24"/>
           <w:szCs w:val="24"/>
         </w:rPr>
-        <w:t>cookie_</w:t>
-      </w:r>
-      <w:proofErr w:type="gramStart"/>
-      <w:r>
-        <w:rPr>
-          <w:rFonts w:ascii="Courier New" w:eastAsia="Courier New" w:hAnsi="Courier New" w:cs="Courier New"/>
-          <w:sz w:val="24"/>
-          <w:szCs w:val="24"/>
-        </w:rPr>
-        <w:t>cats.meta</w:t>
-      </w:r>
-      <w:proofErr w:type="gramEnd"/>
-      <w:r>
-        <w:rPr>
-          <w:rFonts w:ascii="Courier New" w:eastAsia="Courier New" w:hAnsi="Courier New" w:cs="Courier New"/>
-          <w:sz w:val="24"/>
-          <w:szCs w:val="24"/>
-        </w:rPr>
-        <w:t>_transformation_log</w:t>
-      </w:r>
-      <w:r>
-        <w:t>. Biểu đồ dưới đây đối soát số dòng qua từng bước — chênh lệch đúng bằng 1 (tài khoản outlier bị loại).</w:t>
+        <w:t>cookie_cats.meta_transformation_log</w:t>
+      </w:r>
+      <w:r>
+        <w:t>. The chart below reconciles the row count through each step — the difference is exactly 1 (the excluded outlier account).</w:t>
       </w:r>
     </w:p>
     <w:p>
@@ -354,7 +310,7 @@
           <w:sz w:val="22"/>
           <w:szCs w:val="22"/>
         </w:rPr>
-        <w:t>Hình 1. Đối soát số dòng: 90.189 (thô) → 90.188 (sạch).</w:t>
+        <w:t>Figure 1. Row count reconciliation: 90,189 (raw) → 90,188 (clean).</w:t>
       </w:r>
     </w:p>
     <w:p>
@@ -370,7 +326,7 @@
           <w:sz w:val="30"/>
           <w:szCs w:val="30"/>
         </w:rPr>
-        <w:t>4. Kết quả kiểm định chất lượng</w:t>
+        <w:t>4. Data quality results</w:t>
       </w:r>
     </w:p>
     <w:p>
@@ -379,14 +335,14 @@
         <w:jc w:val="both"/>
       </w:pPr>
       <w:r>
-        <w:t xml:space="preserve">Dữ liệu phải vượt qua 8 cửa kiểm định trước khi được phép sang Phase 4. </w:t>
+        <w:t xml:space="preserve">The data must pass 8 validation gates before it is allowed to proceed to Phase 4. </w:t>
       </w:r>
       <w:r>
         <w:rPr>
           <w:b/>
           <w:bCs/>
         </w:rPr>
-        <w:t>Nguyên tắc cứng: chỉ cần 1 cửa không đạt, dự án dừng lại để xử lý. Cả 8 cửa đều đạt.</w:t>
+        <w:t>Hard rule: if just 1 gate fails, the project stops to fix it. All 8 gates passed.</w:t>
       </w:r>
     </w:p>
     <w:tbl>
@@ -441,7 +397,7 @@
                 <w:sz w:val="24"/>
                 <w:szCs w:val="24"/>
               </w:rPr>
-              <w:t>Mã</w:t>
+              <w:t>Code</w:t>
             </w:r>
           </w:p>
         </w:tc>
@@ -464,7 +420,7 @@
                 <w:sz w:val="24"/>
                 <w:szCs w:val="24"/>
               </w:rPr>
-              <w:t>Nội dung kiểm tra</w:t>
+              <w:t>Check</w:t>
             </w:r>
           </w:p>
         </w:tc>
@@ -487,7 +443,7 @@
                 <w:sz w:val="24"/>
                 <w:szCs w:val="24"/>
               </w:rPr>
-              <w:t>Kết quả</w:t>
+              <w:t>Result</w:t>
             </w:r>
           </w:p>
         </w:tc>
@@ -513,7 +469,7 @@
                 <w:sz w:val="24"/>
                 <w:szCs w:val="24"/>
               </w:rPr>
-              <w:t>Đánh giá</w:t>
+              <w:t>Assessment</w:t>
             </w:r>
           </w:p>
         </w:tc>
@@ -561,7 +517,7 @@
                 <w:sz w:val="24"/>
                 <w:szCs w:val="24"/>
               </w:rPr>
-              <w:t>Đối soát số dòng (raw → mart)</w:t>
+              <w:t>Row count reconciliation (raw → mart)</w:t>
             </w:r>
           </w:p>
         </w:tc>
@@ -581,7 +537,7 @@
                 <w:sz w:val="24"/>
                 <w:szCs w:val="24"/>
               </w:rPr>
-              <w:t>90.188 = 90.189 − 1</w:t>
+              <w:t>90,188 = 90,189 − 1</w:t>
             </w:r>
           </w:p>
         </w:tc>
@@ -606,7 +562,7 @@
                 <w:sz w:val="24"/>
                 <w:szCs w:val="24"/>
               </w:rPr>
-              <w:t>Đạt</w:t>
+              <w:t>Pass</w:t>
             </w:r>
           </w:p>
         </w:tc>
@@ -654,7 +610,7 @@
                 <w:sz w:val="24"/>
                 <w:szCs w:val="24"/>
               </w:rPr>
-              <w:t>Không có userid trùng lặp</w:t>
+              <w:t>No duplicate userids</w:t>
             </w:r>
           </w:p>
         </w:tc>
@@ -674,7 +630,7 @@
                 <w:sz w:val="24"/>
                 <w:szCs w:val="24"/>
               </w:rPr>
-              <w:t>0 trùng lặp</w:t>
+              <w:t>0 duplicates</w:t>
             </w:r>
           </w:p>
         </w:tc>
@@ -699,7 +655,7 @@
                 <w:sz w:val="24"/>
                 <w:szCs w:val="24"/>
               </w:rPr>
-              <w:t>Đạt</w:t>
+              <w:t>Pass</w:t>
             </w:r>
           </w:p>
         </w:tc>
@@ -747,7 +703,7 @@
                 <w:sz w:val="24"/>
                 <w:szCs w:val="24"/>
               </w:rPr>
-              <w:t>Tài khoản outlier đã loại</w:t>
+              <w:t>Outlier account excluded</w:t>
             </w:r>
           </w:p>
         </w:tc>
@@ -767,7 +723,7 @@
                 <w:sz w:val="24"/>
                 <w:szCs w:val="24"/>
               </w:rPr>
-              <w:t>0 dòng = 49.854</w:t>
+              <w:t>0 rows = 49,854</w:t>
             </w:r>
           </w:p>
         </w:tc>
@@ -792,7 +748,7 @@
                 <w:sz w:val="24"/>
                 <w:szCs w:val="24"/>
               </w:rPr>
-              <w:t>Đạt</w:t>
+              <w:t>Pass</w:t>
             </w:r>
           </w:p>
         </w:tc>
@@ -840,7 +796,7 @@
                 <w:sz w:val="24"/>
                 <w:szCs w:val="24"/>
               </w:rPr>
-              <w:t>Không có giá trị NULL</w:t>
+              <w:t>No NULL values</w:t>
             </w:r>
           </w:p>
         </w:tc>
@@ -860,7 +816,7 @@
                 <w:sz w:val="24"/>
                 <w:szCs w:val="24"/>
               </w:rPr>
-              <w:t>0 NULL</w:t>
+              <w:t>0 NULLs</w:t>
             </w:r>
           </w:p>
         </w:tc>
@@ -885,7 +841,7 @@
                 <w:sz w:val="24"/>
                 <w:szCs w:val="24"/>
               </w:rPr>
-              <w:t>Đạt</w:t>
+              <w:t>Pass</w:t>
             </w:r>
           </w:p>
         </w:tc>
@@ -953,7 +909,7 @@
                 <w:sz w:val="24"/>
                 <w:szCs w:val="24"/>
               </w:rPr>
-              <w:t>χ² = 6,92; p ≈ 0,009</w:t>
+              <w:t>χ² = 6.92; p ≈ 0.009</w:t>
             </w:r>
           </w:p>
         </w:tc>
@@ -978,7 +934,7 @@
                 <w:sz w:val="24"/>
                 <w:szCs w:val="24"/>
               </w:rPr>
-              <w:t>Đạt</w:t>
+              <w:t>Pass</w:t>
             </w:r>
           </w:p>
         </w:tc>
@@ -1026,7 +982,7 @@
                 <w:sz w:val="24"/>
                 <w:szCs w:val="24"/>
               </w:rPr>
-              <w:t>Phân bố engagement bucket</w:t>
+              <w:t>Engagement bucket distribution</w:t>
             </w:r>
           </w:p>
         </w:tc>
@@ -1071,7 +1027,7 @@
                 <w:sz w:val="24"/>
                 <w:szCs w:val="24"/>
               </w:rPr>
-              <w:t>Đạt</w:t>
+              <w:t>Pass</w:t>
             </w:r>
           </w:p>
         </w:tc>
@@ -1119,7 +1075,7 @@
                 <w:sz w:val="24"/>
                 <w:szCs w:val="24"/>
               </w:rPr>
-              <w:t>Thống kê sum_gamerounds vs Phase 2</w:t>
+              <w:t>sum_gamerounds stats vs Phase 2</w:t>
             </w:r>
           </w:p>
         </w:tc>
@@ -1139,7 +1095,7 @@
                 <w:sz w:val="24"/>
                 <w:szCs w:val="24"/>
               </w:rPr>
-              <w:t>Khớp EDA</w:t>
+              <w:t>Matches EDA</w:t>
             </w:r>
           </w:p>
         </w:tc>
@@ -1164,7 +1120,7 @@
                 <w:sz w:val="24"/>
                 <w:szCs w:val="24"/>
               </w:rPr>
-              <w:t>Đạt</w:t>
+              <w:t>Pass</w:t>
             </w:r>
           </w:p>
         </w:tc>
@@ -1212,7 +1168,7 @@
                 <w:sz w:val="24"/>
                 <w:szCs w:val="24"/>
               </w:rPr>
-              <w:t>Tỷ lệ retention baseline</w:t>
+              <w:t>Baseline retention rates</w:t>
             </w:r>
           </w:p>
         </w:tc>
@@ -1232,23 +1188,7 @@
                 <w:sz w:val="24"/>
                 <w:szCs w:val="24"/>
               </w:rPr>
-              <w:t>D1 ~</w:t>
-            </w:r>
-            <w:proofErr w:type="gramStart"/>
-            <w:r>
-              <w:rPr>
-                <w:sz w:val="24"/>
-                <w:szCs w:val="24"/>
-              </w:rPr>
-              <w:t>44% ·</w:t>
-            </w:r>
-            <w:proofErr w:type="gramEnd"/>
-            <w:r>
-              <w:rPr>
-                <w:sz w:val="24"/>
-                <w:szCs w:val="24"/>
-              </w:rPr>
-              <w:t xml:space="preserve"> D7 ~18%</w:t>
+              <w:t xml:space="preserve">D1 ~44% · D7 ~18%</w:t>
             </w:r>
           </w:p>
         </w:tc>
@@ -1273,7 +1213,7 @@
                 <w:sz w:val="24"/>
                 <w:szCs w:val="24"/>
               </w:rPr>
-              <w:t>Đạt</w:t>
+              <w:t>Pass</w:t>
             </w:r>
           </w:p>
         </w:tc>
@@ -1298,7 +1238,7 @@
           <w:sz w:val="27"/>
           <w:szCs w:val="27"/>
         </w:rPr>
-        <w:t>4.1. Kiểm định tính toàn vẹn thử nghiệm (SRM)</w:t>
+        <w:t>4.1. Experiment integrity check (SRM)</w:t>
       </w:r>
     </w:p>
     <w:p>
@@ -1307,7 +1247,7 @@
         <w:jc w:val="both"/>
       </w:pPr>
       <w:r>
-        <w:t>SRM kiểm tra tỷ lệ phân chia hai nhóm có lệch bất thường so với thiết kế không. Tỷ lệ quan sát 49,56% / 50,44% cho χ² = 6,92 (p ≈ 0,009), vượt ngưỡng nghiêm ngặt α = 0,001 → hai nhóm cân bằng, thử nghiệm hợp lệ để phân tích tiếp.</w:t>
+        <w:t>SRM checks whether the split ratio of the two groups deviates abnormally from the design. The observed ratio of 49.56% / 50.44% gives χ² = 6.92 (p ≈ 0.009), passing the strict threshold α = 0.001 → the two groups are balanced and the experiment is valid for further analysis.</w:t>
       </w:r>
     </w:p>
     <w:p>
@@ -1373,7 +1313,7 @@
           <w:sz w:val="22"/>
           <w:szCs w:val="22"/>
         </w:rPr>
-        <w:t>Hình 2. Phân chia hai nhóm A/B so với mức lý tưởng 50/50.</w:t>
+        <w:t>Figure 2. The A/B split of the two groups versus the ideal 50/50 level.</w:t>
       </w:r>
     </w:p>
     <w:p>
@@ -1389,7 +1329,7 @@
           <w:sz w:val="27"/>
           <w:szCs w:val="27"/>
         </w:rPr>
-        <w:t>4.2. Phân bố mức độ gắn kết</w:t>
+        <w:t>4.2. Engagement distribution</w:t>
       </w:r>
     </w:p>
     <w:p>
@@ -1398,7 +1338,7 @@
         <w:jc w:val="both"/>
       </w:pPr>
       <w:r>
-        <w:t>Người dùng được chia thành ba nhóm engagement theo tertile của sum_gamerounds, tính trên toàn bộ population (gộp cả hai nhóm) để đảm bảo cùng thước đo khi so sánh cross-group. Phân bố xấp xỉ 33/34/33 như kỳ vọng.</w:t>
+        <w:t>Users are split into three engagement groups by tertile of sum_gamerounds, computed on the whole population (both groups combined) to ensure the same measuring stick for cross-group comparison. The distribution is approximately 33/34/33 as expected.</w:t>
       </w:r>
     </w:p>
     <w:p>
@@ -1463,7 +1403,7 @@
           <w:sz w:val="22"/>
           <w:szCs w:val="22"/>
         </w:rPr>
-        <w:t>Hình 3. Phân bố ba nhóm mức độ gắn kết (light / medium / heavy).</w:t>
+        <w:t>Figure 3. Distribution of the three engagement groups (light / medium / heavy).</w:t>
       </w:r>
     </w:p>
     <w:p>
@@ -1479,7 +1419,7 @@
           <w:sz w:val="27"/>
           <w:szCs w:val="27"/>
         </w:rPr>
-        <w:t>4.3. Tỷ lệ quay lại (retention) — xem trước</w:t>
+        <w:t>4.3. Return (retention) rates — preview</w:t>
       </w:r>
     </w:p>
     <w:p>
@@ -1488,17 +1428,17 @@
         <w:jc w:val="both"/>
       </w:pPr>
       <w:r>
-        <w:t xml:space="preserve">Đây là số liệu tham khảo trước phân tích chính thức. </w:t>
+        <w:t xml:space="preserve">These are reference figures before the formal analysis. </w:t>
       </w:r>
       <w:r>
         <w:rPr>
           <w:b/>
           <w:bCs/>
         </w:rPr>
-        <w:t xml:space="preserve">Lưu ý quan trọng: </w:t>
-      </w:r>
-      <w:r>
-        <w:t>chỉ số retention trong dữ liệu này đo việc mở lại app, không nhất thiết là chơi game (có 87 user mở app nhưng 0 lượt chơi). Cần diễn giải đúng theo nghĩa "app retention" khi đọc kết quả cuối.</w:t>
+        <w:t xml:space="preserve">Important note: </w:t>
+      </w:r>
+      <w:r>
+        <w:t>the retention metric in this data measures app reopens, not necessarily playing the game (there are 87 users who opened the app but played 0 rounds). It must be interpreted correctly as "app retention" when reading the final results.</w:t>
       </w:r>
     </w:p>
     <w:p>
@@ -1564,7 +1504,7 @@
           <w:sz w:val="22"/>
           <w:szCs w:val="22"/>
         </w:rPr>
-        <w:t>Hình 4. Tỷ lệ quay lại D1 và D7 (xem trước, toàn bộ population).</w:t>
+        <w:t>Figure 4. D1 and D7 return rates (preview, whole population).</w:t>
       </w:r>
     </w:p>
     <w:p>
@@ -1580,7 +1520,7 @@
           <w:sz w:val="30"/>
           <w:szCs w:val="30"/>
         </w:rPr>
-        <w:t>5. Các quyết định xử lý dữ liệu</w:t>
+        <w:t>5. Data processing decisions</w:t>
       </w:r>
     </w:p>
     <w:p>
@@ -1640,7 +1580,7 @@
                 <w:sz w:val="24"/>
                 <w:szCs w:val="24"/>
               </w:rPr>
-              <w:t>Mã</w:t>
+              <w:t>Code</w:t>
             </w:r>
           </w:p>
         </w:tc>
@@ -1663,7 +1603,7 @@
                 <w:sz w:val="24"/>
                 <w:szCs w:val="24"/>
               </w:rPr>
-              <w:t>Vấn đề</w:t>
+              <w:t>Issue</w:t>
             </w:r>
           </w:p>
         </w:tc>
@@ -1686,7 +1626,7 @@
                 <w:sz w:val="24"/>
                 <w:szCs w:val="24"/>
               </w:rPr>
-              <w:t>Quyết định</w:t>
+              <w:t>Decision</w:t>
             </w:r>
           </w:p>
         </w:tc>
@@ -1734,7 +1674,7 @@
                 <w:sz w:val="24"/>
                 <w:szCs w:val="24"/>
               </w:rPr>
-              <w:t>Khử trùng lặp</w:t>
+              <w:t>Deduplication</w:t>
             </w:r>
           </w:p>
         </w:tc>
@@ -1754,23 +1694,7 @@
                 <w:sz w:val="24"/>
                 <w:szCs w:val="24"/>
               </w:rPr>
-              <w:t xml:space="preserve">Giữ </w:t>
-            </w:r>
-            <w:proofErr w:type="gramStart"/>
-            <w:r>
-              <w:rPr>
-                <w:sz w:val="24"/>
-                <w:szCs w:val="24"/>
-              </w:rPr>
-              <w:t>MAX(</w:t>
-            </w:r>
-            <w:proofErr w:type="gramEnd"/>
-            <w:r>
-              <w:rPr>
-                <w:sz w:val="24"/>
-                <w:szCs w:val="24"/>
-              </w:rPr>
-              <w:t>sum_gamerounds) mỗi userid</w:t>
+              <w:t xml:space="preserve">Keep MAX(sum_gamerounds) per userid</w:t>
             </w:r>
           </w:p>
         </w:tc>
@@ -1818,7 +1742,7 @@
                 <w:sz w:val="24"/>
                 <w:szCs w:val="24"/>
               </w:rPr>
-              <w:t>Outlier 49.854 lượt</w:t>
+              <w:t>Outlier with 49,854 rounds</w:t>
             </w:r>
           </w:p>
         </w:tc>
@@ -1838,7 +1762,7 @@
                 <w:sz w:val="24"/>
                 <w:szCs w:val="24"/>
               </w:rPr>
-              <w:t>Loại (nghi bot); giữ mọi user khác</w:t>
+              <w:t>Exclude (suspected bot); keep every other user</w:t>
             </w:r>
           </w:p>
         </w:tc>
@@ -1886,7 +1810,7 @@
                 <w:sz w:val="24"/>
                 <w:szCs w:val="24"/>
               </w:rPr>
-              <w:t>87 user 0 lượt nhưng retained</w:t>
+              <w:t>87 users with 0 rounds but retained</w:t>
             </w:r>
           </w:p>
         </w:tc>
@@ -1906,7 +1830,7 @@
                 <w:sz w:val="24"/>
                 <w:szCs w:val="24"/>
               </w:rPr>
-              <w:t>Giữ; retention đo app open</w:t>
+              <w:t>Keep; retention measures app opens</w:t>
             </w:r>
           </w:p>
         </w:tc>
@@ -1974,7 +1898,7 @@
                 <w:sz w:val="24"/>
                 <w:szCs w:val="24"/>
               </w:rPr>
-              <w:t>Tertile p33/p67 trên toàn population</w:t>
+              <w:t>Tertile p33/p67 on the whole population</w:t>
             </w:r>
           </w:p>
         </w:tc>
@@ -2022,7 +1946,7 @@
                 <w:sz w:val="24"/>
                 <w:szCs w:val="24"/>
               </w:rPr>
-              <w:t>Ngưỡng SRM</w:t>
+              <w:t>SRM threshold</w:t>
             </w:r>
           </w:p>
         </w:tc>
@@ -2042,7 +1966,7 @@
                 <w:sz w:val="24"/>
                 <w:szCs w:val="24"/>
               </w:rPr>
-              <w:t>α = 0,001 (nghiêm ngặt, tránh báo động giả ở n lớn)</w:t>
+              <w:t>α = 0.001 (strict, avoids false alarms at large n)</w:t>
             </w:r>
           </w:p>
         </w:tc>
@@ -2067,7 +1991,7 @@
           <w:sz w:val="30"/>
           <w:szCs w:val="30"/>
         </w:rPr>
-        <w:t>6. Sản phẩm bàn giao</w:t>
+        <w:t>6. Handover deliverables</w:t>
       </w:r>
     </w:p>
     <w:p>
@@ -2085,28 +2009,10 @@
           <w:sz w:val="24"/>
           <w:szCs w:val="24"/>
         </w:rPr>
-        <w:t>cookie_</w:t>
-      </w:r>
-      <w:proofErr w:type="gramStart"/>
-      <w:r>
-        <w:rPr>
-          <w:rFonts w:ascii="Courier New" w:eastAsia="Courier New" w:hAnsi="Courier New" w:cs="Courier New"/>
-          <w:sz w:val="24"/>
-          <w:szCs w:val="24"/>
-        </w:rPr>
-        <w:t>cats.mart</w:t>
-      </w:r>
-      <w:proofErr w:type="gramEnd"/>
-      <w:r>
-        <w:rPr>
-          <w:rFonts w:ascii="Courier New" w:eastAsia="Courier New" w:hAnsi="Courier New" w:cs="Courier New"/>
-          <w:sz w:val="24"/>
-          <w:szCs w:val="24"/>
-        </w:rPr>
-        <w:t>_ab_test_base</w:t>
-      </w:r>
-      <w:r>
-        <w:t xml:space="preserve"> — bảng dữ liệu phân tích, 90.188 dòng, 1 dòng/user.</w:t>
+        <w:t>cookie_cats.mart_ab_test_base</w:t>
+      </w:r>
+      <w:r>
+        <w:t xml:space="preserve"> — the analytical data table, 90,188 rows, 1 row/user.</w:t>
       </w:r>
     </w:p>
     <w:p>
@@ -2123,7 +2029,7 @@
           <w:b/>
           <w:bCs/>
         </w:rPr>
-        <w:t xml:space="preserve">Bộ SQL scripts </w:t>
+        <w:t xml:space="preserve">The SQL scripts </w:t>
       </w:r>
       <w:r>
         <w:t>— 01_metadata_setup, 02_build_mart_ab_test_base, 03_validation_queries (idempotent).</w:t>
@@ -2143,7 +2049,7 @@
           <w:b/>
           <w:bCs/>
         </w:rPr>
-        <w:t xml:space="preserve">Tài liệu </w:t>
+        <w:t xml:space="preserve">Documentation </w:t>
       </w:r>
       <w:r>
         <w:t>— data_dictionary.md, decision_log.md, preprocessing_checklist.md.</w:t>
@@ -2166,15 +2072,7 @@
         <w:t xml:space="preserve">Notebook </w:t>
       </w:r>
       <w:r>
-        <w:t>— phase3_</w:t>
-      </w:r>
-      <w:proofErr w:type="gramStart"/>
-      <w:r>
-        <w:t>report.ipynb</w:t>
-      </w:r>
-      <w:proofErr w:type="gramEnd"/>
-      <w:r>
-        <w:t>, tái tạo kết quả và biểu đồ từ dữ liệu live.</w:t>
+        <w:t>— phase3_report.ipynb, reproducing the results and charts from live data.</w:t>
       </w:r>
     </w:p>
     <w:p>
@@ -2191,10 +2089,10 @@
           <w:b/>
           <w:bCs/>
         </w:rPr>
-        <w:t xml:space="preserve">Nhật ký kiểm toán </w:t>
-      </w:r>
-      <w:r>
-        <w:t>— meta_dataset_version và meta_transformation_log trong database.</w:t>
+        <w:t xml:space="preserve">Audit log </w:t>
+      </w:r>
+      <w:r>
+        <w:t>— meta_dataset_version and meta_transformation_log in the database.</w:t>
       </w:r>
     </w:p>
     <w:p>
@@ -2210,7 +2108,7 @@
           <w:sz w:val="30"/>
           <w:szCs w:val="30"/>
         </w:rPr>
-        <w:t>7. Giới hạn &amp; bước tiếp theo</w:t>
+        <w:t>7. Limitations &amp; next steps</w:t>
       </w:r>
     </w:p>
     <w:p>
@@ -2227,7 +2125,7 @@
           <w:szCs w:val="27"/>
         </w:rPr>
         <w:lastRenderedPageBreak/>
-        <w:t>Giới hạn cần ghi nhớ</w:t>
+        <w:t>Limitations to keep in mind</w:t>
       </w:r>
     </w:p>
     <w:p>
@@ -2240,7 +2138,7 @@
         <w:spacing w:after="70" w:line="290" w:lineRule="auto"/>
       </w:pPr>
       <w:r>
-        <w:t>Dữ liệu chỉ bao phủ 14 ngày đầu — không kết luận được tác động dài hạn.</w:t>
+        <w:t>The data only covers the first 14 days — no long-term impact can be concluded.</w:t>
       </w:r>
     </w:p>
     <w:p>
@@ -2253,7 +2151,7 @@
         <w:spacing w:after="70" w:line="290" w:lineRule="auto"/>
       </w:pPr>
       <w:r>
-        <w:t>Không có dữ liệu doanh thu — chưa đo trực tiếp tác động tiền bạc.</w:t>
+        <w:t>No revenue data — the money impact is not directly measured.</w:t>
       </w:r>
     </w:p>
     <w:p>
@@ -2266,7 +2164,7 @@
         <w:spacing w:after="70" w:line="290" w:lineRule="auto"/>
       </w:pPr>
       <w:r>
-        <w:t>Retention đo lượt mở app, không phải gameplay — diễn giải thận trọng.</w:t>
+        <w:t>Retention measures app opens, not gameplay — interpret with caution.</w:t>
       </w:r>
     </w:p>
     <w:p>
@@ -2282,7 +2180,7 @@
           <w:sz w:val="27"/>
           <w:szCs w:val="27"/>
         </w:rPr>
-        <w:t>Bước tiếp theo: Phase 4 — Analysis</w:t>
+        <w:t>Next step: Phase 4 — Analysis</w:t>
       </w:r>
     </w:p>
     <w:p>
@@ -2291,7 +2189,7 @@
         <w:jc w:val="both"/>
       </w:pPr>
       <w:r>
-        <w:t>Giai đoạn tiếp theo kiểm định 3 giả thuyết chính thức: khác biệt retention D1, retention D7 (chi-square 2×2), và khác biệt median sum_gamerounds (Mann-Whitney U + bootstrap), kèm hiệu chỉnh Bonferroni (α = 0,0167) và effect size. Kết quả sẽ đi kèm khuyến nghị Go/No-Go cho đội sản phẩm với ước lượng tác động bằng con số cụ thể.</w:t>
+        <w:t>The next stage tests the 3 formal hypotheses: the difference in D1 retention, D7 retention (2×2 chi-square), and the difference in median sum_gamerounds (Mann-Whitney U + bootstrap), with a Bonferroni correction (α = 0.0167) and effect size. The results will come with a Go/No-Go recommendation for the product team, with a quantified impact estimate.</w:t>
       </w:r>
     </w:p>
     <w:p>
@@ -2310,7 +2208,7 @@
           <w:sz w:val="22"/>
           <w:szCs w:val="22"/>
         </w:rPr>
-        <w:t>— Hết báo cáo Phase 3 —</w:t>
+        <w:t>— End of the Phase 3 report —</w:t>
       </w:r>
     </w:p>
     <w:sectPr>
@@ -2356,7 +2254,7 @@
         <w:sz w:val="18"/>
         <w:szCs w:val="18"/>
       </w:rPr>
-      <w:t xml:space="preserve">Trang </w:t>
+      <w:t xml:space="preserve">Page </w:t>
     </w:r>
     <w:r>
       <w:rPr>
